--- a/Б.7.5_Модуль2_Тема2.2_Проектирование_трассы_ГРП_КИП.docx
+++ b/Б.7.5_Модуль2_Тема2.2_Проектирование_трассы_ГРП_КИП.docx
@@ -37,36 +37,6 @@
     <w:p>
       <w:pPr>
         <w:spacing w:line="276" w:lineRule="auto" w:after="120"/>
-        <w:ind w:firstLine="709"/>
-        <w:jc w:val="both"/>
-      </w:pPr>
-      <w:r>
-        <w:rPr>
-          <w:rFonts w:ascii="Times New Roman" w:hAnsi="Times New Roman" w:eastAsia="Times New Roman"/>
-          <w:b w:val="0"/>
-          <w:sz w:val="24"/>
-        </w:rPr>
-        <w:t>Требования к проектированию сетей газораспределения и газопотребления (трассы, материалы, газорегуляторные пункты и установки, вентиляция, контрольно-измерительные приборы) установлены Техническим регламентом о безопасности сетей газораспределения и газопотребления (ПП РФ № 870, раздел IV), Федеральными нормами и правилами «Правила безопасности сетей газораспределения и газопотребления» (приказ Ростехнадзора от 15.12.2020 № 531), а также сводами правил СП 62.13330, СП 42-101, СП 42-102, СП 42-103.</w:t>
-      </w:r>
-    </w:p>
-    <w:p>
-      <w:pPr>
-        <w:spacing w:line="276" w:lineRule="auto" w:after="120"/>
-        <w:ind w:firstLine="709"/>
-        <w:jc w:val="both"/>
-      </w:pPr>
-      <w:r>
-        <w:rPr>
-          <w:rFonts w:ascii="Times New Roman" w:hAnsi="Times New Roman" w:eastAsia="Times New Roman"/>
-          <w:b w:val="0"/>
-          <w:sz w:val="24"/>
-        </w:rPr>
-        <w:t>При проведении экспертизы проектной документации проверяется выполнение требований пунктов 15–17 раздела III и раздела IV технического регламента (ПП РФ № 870, п. 90). Оценка соответствия при проектировании осуществляется в форме экспертизы проектной документации и результатов инженерных изысканий (ПП РФ № 870, п. 88).</w:t>
-      </w:r>
-    </w:p>
-    <w:p>
-      <w:pPr>
-        <w:spacing w:line="276" w:lineRule="auto" w:after="120"/>
         <w:ind w:firstLine="0"/>
         <w:jc w:val="both"/>
       </w:pPr>
@@ -74,105 +44,9 @@
         <w:rPr>
           <w:rFonts w:ascii="Times New Roman" w:hAnsi="Times New Roman" w:eastAsia="Times New Roman"/>
           <w:b w:val="0"/>
-          <w:sz w:val="24"/>
+          <w:sz w:val="22"/>
         </w:rPr>
-        <w:t>Организация, осуществляющая проектирование сетей газораспределения и газопотребления, обеспечивает:</w:t>
-      </w:r>
-    </w:p>
-    <w:p>
-      <w:pPr>
-        <w:pStyle w:val="ListParagraph"/>
-        <w:spacing w:line="276" w:lineRule="auto" w:after="60"/>
-        <w:ind w:left="709"/>
-        <w:jc w:val="both"/>
-      </w:pPr>
-      <w:r>
-        <w:rPr>
-          <w:rFonts w:ascii="Times New Roman" w:hAnsi="Times New Roman" w:eastAsia="Times New Roman"/>
-          <w:b w:val="0"/>
-          <w:sz w:val="24"/>
-        </w:rPr>
-        <w:t>разработку разделов проектной документации с учётом требований раздела IV ТР (ПП РФ № 870) и Правил (ФНП № 531);</w:t>
-      </w:r>
-    </w:p>
-    <w:p>
-      <w:pPr>
-        <w:pStyle w:val="ListParagraph"/>
-        <w:spacing w:line="276" w:lineRule="auto" w:after="60"/>
-        <w:ind w:left="709"/>
-        <w:jc w:val="both"/>
-      </w:pPr>
-      <w:r>
-        <w:rPr>
-          <w:rFonts w:ascii="Times New Roman" w:hAnsi="Times New Roman" w:eastAsia="Times New Roman"/>
-          <w:b w:val="0"/>
-          <w:sz w:val="24"/>
-        </w:rPr>
-        <w:t>выбор трасс, материалов труб, технических устройств и КИП по проекту (ТР, п. 21);</w:t>
-      </w:r>
-    </w:p>
-    <w:p>
-      <w:pPr>
-        <w:pStyle w:val="ListParagraph"/>
-        <w:spacing w:line="276" w:lineRule="auto" w:after="60"/>
-        <w:ind w:left="709"/>
-        <w:jc w:val="both"/>
-      </w:pPr>
-      <w:r>
-        <w:rPr>
-          <w:rFonts w:ascii="Times New Roman" w:hAnsi="Times New Roman" w:eastAsia="Times New Roman"/>
-          <w:b w:val="0"/>
-          <w:sz w:val="24"/>
-        </w:rPr>
-        <w:t>проектирование ГРП, ГРПБ, ГРУ и пунктов учёта газа в соответствии с ТР, п. 35–44;</w:t>
-      </w:r>
-    </w:p>
-    <w:p>
-      <w:pPr>
-        <w:pStyle w:val="ListParagraph"/>
-        <w:spacing w:line="276" w:lineRule="auto" w:after="60"/>
-        <w:ind w:left="709"/>
-        <w:jc w:val="both"/>
-      </w:pPr>
-      <w:r>
-        <w:rPr>
-          <w:rFonts w:ascii="Times New Roman" w:hAnsi="Times New Roman" w:eastAsia="Times New Roman"/>
-          <w:b w:val="0"/>
-          <w:sz w:val="24"/>
-        </w:rPr>
-        <w:t>предусмотрение систем вентиляции, контроля загазованности и автоматики безопасности (ТР, п. 35, 47, 53, 55);</w:t>
-      </w:r>
-    </w:p>
-    <w:p>
-      <w:pPr>
-        <w:pStyle w:val="ListParagraph"/>
-        <w:spacing w:line="276" w:lineRule="auto" w:after="60"/>
-        <w:ind w:left="709"/>
-        <w:jc w:val="both"/>
-      </w:pPr>
-      <w:r>
-        <w:rPr>
-          <w:rFonts w:ascii="Times New Roman" w:hAnsi="Times New Roman" w:eastAsia="Times New Roman"/>
-          <w:b w:val="0"/>
-          <w:sz w:val="24"/>
-        </w:rPr>
-        <w:t>оформление паспортов на газопроводы и технологические устройства с указанием КИП (ФНП № 531, п. 16);</w:t>
-      </w:r>
-    </w:p>
-    <w:p>
-      <w:pPr>
-        <w:pStyle w:val="ListParagraph"/>
-        <w:spacing w:line="276" w:lineRule="auto" w:after="60"/>
-        <w:ind w:left="709"/>
-        <w:jc w:val="both"/>
-      </w:pPr>
-      <w:r>
-        <w:rPr>
-          <w:rFonts w:ascii="Times New Roman" w:hAnsi="Times New Roman" w:eastAsia="Times New Roman"/>
-          <w:b w:val="0"/>
-          <w:sz w:val="24"/>
-        </w:rPr>
-        <w:t>проведение экспертизы проектной документации до получения разрешения на строительство (ТР, п. 91).</w:t>
+        <w:t>Нормативная база: Технический регламент (ПП РФ № 870), ФНП № 531, СП 42-101, СП 42-102, СП 42-103, СП 62.13330.</w:t>
       </w:r>
     </w:p>
     <w:p/>
@@ -191,7 +65,6 @@
         <w:t>Материалы, расчёты и защита от коррозии</w:t>
       </w:r>
     </w:p>
-    <w:p/>
     <w:p>
       <w:pPr>
         <w:spacing w:line="276" w:lineRule="auto" w:after="120"/>
@@ -204,7 +77,7 @@
           <w:b w:val="0"/>
           <w:sz w:val="24"/>
         </w:rPr>
-        <w:t>Выбор технических и технологических устройств, материала и конструкции труб и соединительных деталей, защитных покрытий, вида и способа прокладки газопроводов должен осуществляться с учётом требуемых по условиям эксплуатации параметров давления и температуры природного газа, гидрогеологических данных, природных условий и техногенных воздействий (ПП РФ № 870, п. 21).</w:t>
+        <w:t>Выбор технических и технологических устройств, материала и конструкции труб и соединительных деталей, защитных покрытий, вида и способа прокладки газопроводов осуществляется с учётом требуемых по условиям эксплуатации параметров давления и температуры природного газа, гидрогеологических данных, природных условий и техногенных воздействий.</w:t>
       </w:r>
     </w:p>
     <w:p>
@@ -219,7 +92,7 @@
           <w:b w:val="0"/>
           <w:sz w:val="24"/>
         </w:rPr>
-        <w:t>При проектировании газопроводов должны выполняться расчёты на прочность и устойчивость, а также на пропускную способность (ПП РФ № 870, п. 22). Толщина стенок труб и соединительных деталей должна определяться расчётом с учётом давления газа, внешних воздействий, коэффициентов надёжности и материала труб (ПП РФ № 870, п. 24).</w:t>
+        <w:t>При проектировании газопроводов выполняются расчёты на прочность и устойчивость, а также на пропускную способность. Толщина стенок труб и соединительных деталей определяется расчётом с учётом давления газа, внешних воздействий, коэффициентов надёжности и материала труб.</w:t>
       </w:r>
     </w:p>
     <w:p>
@@ -234,7 +107,7 @@
           <w:b w:val="0"/>
           <w:sz w:val="24"/>
         </w:rPr>
-        <w:t>При проектировании должны предусматриваться методы и средства защиты от коррозии стальных подземных и надземных газопроводов, а также стальных вставок полиэтиленовых газопроводов (ПП РФ № 870, п. 25).</w:t>
+        <w:t>При проектировании предусматриваются методы и средства защиты от коррозии стальных подземных и надземных газопроводов, а также стальных вставок полиэтиленовых газопроводов.</w:t>
       </w:r>
     </w:p>
     <w:p>
@@ -249,7 +122,7 @@
           <w:b w:val="0"/>
           <w:sz w:val="24"/>
         </w:rPr>
-        <w:t>При проектировании наружных газопроводов должны быть предусмотрены защитные покрытия или устройства в местах входа и выхода из земли, пересечений с коллекторами и тоннелями, прохода через стенки колодцев, под дорогами и железнодорожными путями, прохода через конструкции зданий, разъёмных соединений «полиэтилен — сталь», пересечений с нефтепроводами и теплотрассами (ПП РФ № 870, п. 27).</w:t>
+        <w:t>При проектировании наружных газопроводов предусматриваются защитные покрытия или устройства в местах входа и выхода из земли, пересечений с коллекторами и тоннелями, прохода через стенки колодцев, под дорогами и железнодорожными путями, прохода через конструкции зданий, разъёмных соединений «полиэтилен — сталь», пересечений с нефтепроводами и теплотрассами.</w:t>
       </w:r>
     </w:p>
     <w:p/>
@@ -268,7 +141,6 @@
         <w:t>Трассы и способ прокладки наружных газопроводов</w:t>
       </w:r>
     </w:p>
-    <w:p/>
     <w:p>
       <w:pPr>
         <w:spacing w:line="276" w:lineRule="auto" w:after="120"/>
@@ -281,7 +153,7 @@
           <w:b w:val="0"/>
           <w:sz w:val="24"/>
         </w:rPr>
-        <w:t>При проектировании наружных газопроводов вид и способ прокладки, расстояния по горизонтали и вертикали от газопроводов до смежных зданий, сооружений, естественных и искусственных преград должны выбираться с учётом давления в газопроводе, плотности застройки и уровня ответственности зданий таким образом, чтобы обеспечить безопасность транспортирования природного газа (ПП РФ № 870, п. 26).</w:t>
+        <w:t>При проектировании наружных газопроводов вид и способ прокладки, расстояния по горизонтали и вертикали от газопроводов до смежных зданий, сооружений, естественных и искусственных преград выбираются с учётом давления в газопроводе, плотности застройки и уровня ответственности зданий таким образом, чтобы обеспечить безопасность транспортирования природного газа.</w:t>
       </w:r>
     </w:p>
     <w:p>
@@ -296,7 +168,7 @@
           <w:b w:val="0"/>
           <w:sz w:val="24"/>
         </w:rPr>
-        <w:t>Глубина прокладки подземных газопроводов принимается с учётом климатических и гидрогеологических условий и внешних воздействий (ПП РФ № 870, п. 26). На оползневых и подверженных эрозии участках подземный газопровод проектируется на 0,5 м ниже плоскости скольжения оползня или границы прогнозируемого размыва (ПП РФ № 870, п. 33).</w:t>
+        <w:t>Глубина прокладки подземных газопроводов принимается с учётом климатических и гидрогеологических условий и внешних воздействий. На оползневых и подверженных эрозии участках подземный газопровод проектируется на 0,5 метра ниже плоскости скольжения оползня или границы прогнозируемого размыва.</w:t>
       </w:r>
     </w:p>
     <w:p>
@@ -311,7 +183,7 @@
           <w:b w:val="0"/>
           <w:sz w:val="24"/>
         </w:rPr>
-        <w:t>В сейсмических районах и на территориях подземных горных разработок должны быть предусмотрены технические решения по снижению деформаций и напряжений в газопроводе (компенсаторы, надземная прокладка и др.) (ПП РФ № 870, п. 34).</w:t>
+        <w:t>В сейсмических районах и на территориях подземных горных разработок предусматриваются технические решения по снижению деформаций и напряжений в газопроводе (компенсаторы, надземная прокладка и др.).</w:t>
       </w:r>
     </w:p>
     <w:p>
@@ -326,7 +198,7 @@
           <w:b w:val="0"/>
           <w:sz w:val="24"/>
         </w:rPr>
-        <w:t>Не допускается проектирование наружных газопроводов по стенам, над и под помещениями категории А и Б (кроме зданий ГРП и пунктов учёта газа); по горючим мостам и железнодорожным мостам (ПП РФ № 870, п. 28). Газопроводы высокого давления (&gt; 0,6 МПа) не допускается проектировать по мостам из негорючих материалов (ПП РФ № 870, п. 29).</w:t>
+        <w:t>Не допускается проектирование наружных газопроводов по стенам, над и под помещениями категории А и Б по взрывопожарной опасности (кроме зданий газорегуляторных пунктов и пунктов учёта газа); по горючим мостам и железнодорожным мостам. Газопроводы высокого давления (свыше 0,6 МПа) не допускается проектировать по мостам из негорючих материалов.</w:t>
       </w:r>
     </w:p>
     <w:p>
@@ -341,7 +213,7 @@
           <w:b w:val="0"/>
           <w:sz w:val="24"/>
         </w:rPr>
-        <w:t>Количество, места размещения и вид запорной арматуры на наружных газопроводах должны обеспечивать отключение участков для локализации аварий и проведения ремонтных работ (ПП РФ № 870, п. 31).</w:t>
+        <w:t>Количество, места размещения и вид запорной арматуры на наружных газопроводах должны обеспечивать отключение участков для локализации аварий и проведения ремонтных работ.</w:t>
       </w:r>
     </w:p>
     <w:p>
@@ -356,7 +228,7 @@
           <w:b w:val="0"/>
           <w:sz w:val="24"/>
         </w:rPr>
-        <w:t>В проектной документации на сеть газораспределения указываются границы охранных зон (ПП РФ № 870, п. 18). Для наружных газопроводов — 2 м с каждой стороны; вокруг отдельно стоящих ГРП — 10 м (ПП РФ № 878, п. 7).</w:t>
+        <w:t>В проектной документации на сеть газораспределения указываются границы охранных зон. Для наружных газопроводов — 2 метра с каждой стороны; вокруг отдельно стоящих газорегуляторных пунктов — 10 метров.</w:t>
       </w:r>
     </w:p>
     <w:p/>
@@ -375,7 +247,6 @@
         <w:t>ГРП, ГРПБ и пункты учёта газа</w:t>
       </w:r>
     </w:p>
-    <w:p/>
     <w:p>
       <w:pPr>
         <w:spacing w:line="276" w:lineRule="auto" w:after="120"/>
@@ -388,7 +259,7 @@
           <w:b w:val="0"/>
           <w:sz w:val="24"/>
         </w:rPr>
-        <w:t>Конструкции зданий ГРП, ГРПБ и пунктов учёта газа должны обеспечивать взрывоустойчивость. Строительные конструкции здания ГРП — I и II степени огнестойкости, класс С0; ГРПБ и пунктов учёта — III–V степени огнестойкости, класс С0; шкаф ГРП шкафного — из негорючих материалов (ПП РФ № 870, п. 35).</w:t>
+        <w:t>Конструкции зданий газорегуляторных пунктов (ГРП), газорегуляторных пунктов блочных (ГРПБ) и пунктов учёта газа должны обеспечивать взрывоустойчивость. Строительные конструкции здания ГРП — I и II степени огнестойкости, класс С0; ГРПБ и пунктов учёта — III–V степени огнестойкости, класс С0; шкаф ГРП шкафного — из негорючих материалов.</w:t>
       </w:r>
     </w:p>
     <w:p>
@@ -403,7 +274,7 @@
           <w:b w:val="0"/>
           <w:sz w:val="24"/>
         </w:rPr>
-        <w:t>Технологические устройства оснащаются молниезащитой, заземлением и вентиляцией; после первого отключающего устройства устанавливаются продувочные газопроводы; предохранительные сбросные клапаны — со сбросными газопроводами (ПП РФ № 870, п. 35).</w:t>
+        <w:t>Технологические устройства оснащаются молниезащитой, заземлением и вентиляцией; после первого отключающего устройства устанавливаются продувочные газопроводы; предохранительные сбросные клапаны — со сбросными газопроводами.</w:t>
       </w:r>
     </w:p>
     <w:p>
@@ -418,7 +289,7 @@
           <w:b w:val="0"/>
           <w:sz w:val="24"/>
         </w:rPr>
-        <w:t>Для обеспечения взрывоустойчивости помещений линий редуцирования ГРП и технологических помещений пунктов учёта предусматриваются легкосбрасываемые конструкции площадью не менее 0,05 м² на 1 м³ свободного объёма помещения (ПП РФ № 870, п. 36). Помещение линий редуцирования отделяется противопожарной стеной 2-го типа или перегородкой 1-го типа (ПП РФ № 870, п. 37).</w:t>
+        <w:t>Для обеспечения взрывоустойчивости помещений линий редуцирования ГРП и технологических помещений пунктов учёта предусматриваются легкосбрасываемые конструкции площадью не менее 0,05 м² на 1 м³ свободного объёма помещения. Помещение линий редуцирования отделяется противопожарной стеной 2-го типа или перегородкой 1-го типа.</w:t>
       </w:r>
     </w:p>
     <w:p>
@@ -433,7 +304,7 @@
           <w:b w:val="0"/>
           <w:sz w:val="24"/>
         </w:rPr>
-        <w:t>ГРП могут размещаться отдельно стоящими, пристроенными, встроенными в 1-этажные производственные здания и котельные, на покрытиях зданий или на открытых площадках под навесом (ПП РФ № 870, п. 38). ГРПБ — только отдельно стоящими (ПП РФ № 870, п. 39). ГРП шкафные — на опорах или наружных стенах зданий (ПП РФ № 870, п. 40).</w:t>
+        <w:t>ГРП могут размещаться отдельно стоящими, пристроенными, встроенными в одноэтажные производственные здания и котельные, на покрытиях зданий или на открытых площадках под навесом. ГРПБ размещаются только отдельно стоящими. ГРП шкафные — на опорах или наружных стенах зданий.</w:t>
       </w:r>
     </w:p>
     <w:p/>
@@ -452,7 +323,6 @@
         <w:t>Газорегуляторные установки (ГРУ)</w:t>
       </w:r>
     </w:p>
-    <w:p/>
     <w:p>
       <w:pPr>
         <w:spacing w:line="276" w:lineRule="auto" w:after="120"/>
@@ -465,7 +335,7 @@
           <w:b w:val="0"/>
           <w:sz w:val="24"/>
         </w:rPr>
-        <w:t>Газорегуляторные установки разрешается размещать в помещениях с газоиспользующим оборудованием или в смежных помещениях с открытыми проёмами (ПП РФ № 870, п. 41).</w:t>
+        <w:t>Газорегуляторные установки разрешается размещать в помещениях с газоиспользующим оборудованием или в смежных помещениях с открытыми проёмами.</w:t>
       </w:r>
     </w:p>
     <w:p>
@@ -480,7 +350,7 @@
           <w:b w:val="0"/>
           <w:sz w:val="24"/>
         </w:rPr>
-        <w:t>Давление природного газа на входе в газорегуляторную установку не должно превышать 0,6 МПа (ПП РФ № 870, п. 42).</w:t>
+        <w:t>Давление природного газа на входе в газорегуляторную установку не должно превышать 0,6 МПа.</w:t>
       </w:r>
     </w:p>
     <w:p>
@@ -495,7 +365,7 @@
           <w:b w:val="0"/>
           <w:sz w:val="24"/>
         </w:rPr>
-        <w:t>Не допускается проектировать размещение ГРУ в помещениях категорий А и Б по взрывопожарной опасности (ПП РФ № 870, п. 43).</w:t>
+        <w:t>Не допускается проектировать размещение ГРУ в помещениях категорий А и Б по взрывопожарной опасности.</w:t>
       </w:r>
     </w:p>
     <w:p>
@@ -510,7 +380,7 @@
           <w:b w:val="0"/>
           <w:sz w:val="24"/>
         </w:rPr>
-        <w:t>В ГРП всех видов и ГРУ не допускается проектирование обводных газопроводов с запорной арматурой для транспортирования газа, минуя основной газопровод на участке ремонта (ПП РФ № 870, п. 44).</w:t>
+        <w:t>В ГРП всех видов и ГРУ не допускается проектирование обводных газопроводов с запорной арматурой для транспортирования газа, минуя основной газопровод на участке ремонта.</w:t>
       </w:r>
     </w:p>
     <w:p/>
@@ -529,7 +399,6 @@
         <w:t>Внутренние газопроводы</w:t>
       </w:r>
     </w:p>
-    <w:p/>
     <w:p>
       <w:pPr>
         <w:spacing w:line="276" w:lineRule="auto" w:after="120"/>
@@ -542,7 +411,7 @@
           <w:b w:val="0"/>
           <w:sz w:val="24"/>
         </w:rPr>
-        <w:t>Давление газа во внутренних газопроводах должно соответствовать параметрам изготовителя оборудования, но не превышать значений приложения № 2 к ТР (ПП РФ № 870, п. 45).</w:t>
+        <w:t>Давление газа во внутренних газопроводах должно соответствовать параметрам изготовителя оборудования, но не превышать значений, установленных техническим регламентом.</w:t>
       </w:r>
     </w:p>
     <w:p>
@@ -557,7 +426,7 @@
           <w:b w:val="0"/>
           <w:sz w:val="24"/>
         </w:rPr>
-        <w:t>Не допускается проектирование внутренних газопроводов в помещениях кат. А и Б, во взрывоопасных зонах, в подвалах и цокольных этажах (кроме обусловленных технологией), через вентиляционные камеры, лифтовые шахты, лестничные клетки и дымоходы (ПП РФ № 870, п. 46).</w:t>
+        <w:t>Не допускается проектирование внутренних газопроводов в помещениях категорий А и Б, во взрывоопасных зонах, в подвалах и цокольных этажах (кроме случаев, обусловленных технологией), через вентиляционные камеры, лифтовые шахты, лестничные клетки и дымоходы.</w:t>
       </w:r>
     </w:p>
     <w:p>
@@ -572,7 +441,7 @@
           <w:b w:val="0"/>
           <w:sz w:val="24"/>
         </w:rPr>
-        <w:t>При проектировании в подвальных и цокольных этажах (если прокладка обусловлена технологией) автоматика безопасности должна прекращать подачу газа при нарушении вентиляции; помещения оборудуются системой контроля загазованности с автоматическим отключением подачи газа и должны быть открыты сверху (ПП РФ № 870, п. 47).</w:t>
+        <w:t>При проектировании прокладки во внутренних газопроводах в подвальных и цокольных этажах (если прокладка обусловлена технологией) автоматика безопасности должна прекращать подачу газа при нарушении вентиляции; помещения оборудуются системой контроля загазованности с автоматическим отключением подачи газа и должны быть открыты сверху.</w:t>
       </w:r>
     </w:p>
     <w:p>
@@ -587,7 +456,7 @@
           <w:b w:val="0"/>
           <w:sz w:val="24"/>
         </w:rPr>
-        <w:t>На внутренних газопроводах предусматриваются продувочные газопроводы на удалённых участках и на ответвлениях к оборудованию (ПП РФ № 870, п. 51–52).</w:t>
+        <w:t>На внутренних газопроводах предусматриваются продувочные газопроводы на удалённых участках и на ответвлениях к оборудованию.</w:t>
       </w:r>
     </w:p>
     <w:p/>
@@ -603,23 +472,7 @@
           <w:b/>
           <w:sz w:val="24"/>
         </w:rPr>
-        <w:t>Вентиляция и контроль загазованности (КИП)</w:t>
-      </w:r>
-    </w:p>
-    <w:p/>
-    <w:p>
-      <w:pPr>
-        <w:spacing w:line="276" w:lineRule="auto" w:after="120"/>
-        <w:ind w:firstLine="709"/>
-        <w:jc w:val="both"/>
-      </w:pPr>
-      <w:r>
-        <w:rPr>
-          <w:rFonts w:ascii="Times New Roman" w:hAnsi="Times New Roman" w:eastAsia="Times New Roman"/>
-          <w:b w:val="0"/>
-          <w:sz w:val="24"/>
-        </w:rPr>
-        <w:t>При проектировании технологических устройств предусматривается оснащение молниезащитой, заземлением и вентиляцией (ПП РФ № 870, п. 35).</w:t>
+        <w:t>Вентиляция, контроль загазованности и КИП</w:t>
       </w:r>
     </w:p>
     <w:p>
@@ -634,7 +487,7 @@
           <w:b w:val="0"/>
           <w:sz w:val="24"/>
         </w:rPr>
-        <w:t>Помещения с газоиспользующим оборудованием проектируются с системами контроля загазованности (по метану и оксиду углерода) с выводом сигнала на пульт управления (ПП РФ № 870, п. 53).</w:t>
+        <w:t>При проектировании технологических устройств предусматривается оснащение молниезащитой, заземлением и вентиляцией.</w:t>
       </w:r>
     </w:p>
     <w:p>
@@ -649,7 +502,7 @@
           <w:b w:val="0"/>
           <w:sz w:val="24"/>
         </w:rPr>
-        <w:t>Вентиляция помещений с газоиспользующим оборудованием должна обеспечивать воздухообмен не менее трёхкратного в час для котельных с постоянным присутствием персонала и встраиваемых котельных (ПП РФ № 870, п. 55).</w:t>
+        <w:t>Помещения с газоиспользующим оборудованием проектируются с системами контроля загазованности (по метану и оксиду углерода) с выводом сигнала на пульт управления.</w:t>
       </w:r>
     </w:p>
     <w:p>
@@ -664,7 +517,7 @@
           <w:b w:val="0"/>
           <w:sz w:val="24"/>
         </w:rPr>
-        <w:t>На каждый газопровод (наружный и внутренний), технологическое устройство (ПРГ, ГРУ, котёл) составляются паспорта, содержащие основные данные об объекте, технических устройствах и контрольно-измерительных приборах, а также сведения о ТО, диагnostировании и ремонте (ФНП № 531, п. 16).</w:t>
+        <w:t>Вентиляция помещений с газоиспользующим оборудованием должна обеспечивать воздухообмен не менее трёхкратного в час для котельных с постоянным присутствием персонала и встраиваемых котельных.</w:t>
       </w:r>
     </w:p>
     <w:p>
@@ -679,508 +532,25 @@
           <w:b w:val="0"/>
           <w:sz w:val="24"/>
         </w:rPr>
-        <w:t>Технологические схемы газопроводов должны быть вывешены в помещениях ПРГ и щитов управления или воспроизведены на экране систем автоматического управления (ФНП № 531, п. 17).</w:t>
+        <w:t>На каждый газопровод (наружный и внутренний), технологическое устройство (пункт редуцирования газа, ГРУ, котёл) составляются паспорта, содержащие основные данные об объекте, технических устройствах и контрольно-измерительных приборах, а также сведения о техническом обслуживании, диагностировании и ремонте.</w:t>
       </w:r>
     </w:p>
-    <w:p/>
     <w:p>
       <w:pPr>
         <w:spacing w:line="276" w:lineRule="auto" w:after="120"/>
-        <w:ind w:firstLine="0"/>
+        <w:ind w:firstLine="709"/>
         <w:jc w:val="both"/>
       </w:pPr>
       <w:r>
         <w:rPr>
           <w:rFonts w:ascii="Times New Roman" w:hAnsi="Times New Roman" w:eastAsia="Times New Roman"/>
-          <w:b/>
+          <w:b w:val="0"/>
           <w:sz w:val="24"/>
         </w:rPr>
-        <w:t>Соотношение темы и нормативных документов</w:t>
+        <w:t>Технологические схемы газопроводов вывешиваются в помещениях пунктов редуцирования газа и щитов управления или воспроизводятся на экране систем автоматического управления.</w:t>
       </w:r>
     </w:p>
     <w:p/>
-    <w:tbl>
-      <w:tblPr>
-        <w:tblStyle w:val="TableGrid"/>
-        <w:tblW w:type="auto" w:w="0"/>
-        <w:tblLook w:firstColumn="1" w:firstRow="1" w:lastColumn="0" w:lastRow="0" w:noHBand="0" w:noVBand="1" w:val="04A0"/>
-      </w:tblPr>
-      <w:tblGrid>
-        <w:gridCol w:w="3324"/>
-        <w:gridCol w:w="3324"/>
-        <w:gridCol w:w="3324"/>
-      </w:tblGrid>
-      <w:tr>
-        <w:tc>
-          <w:tcPr>
-            <w:tcW w:type="dxa" w:w="3324"/>
-          </w:tcPr>
-          <w:p>
-            <w:r>
-              <w:rPr>
-                <w:rFonts w:ascii="Times New Roman" w:hAnsi="Times New Roman" w:eastAsia="Times New Roman"/>
-                <w:b/>
-                <w:sz w:val="22"/>
-              </w:rPr>
-              <w:t>Раздел темы</w:t>
-            </w:r>
-          </w:p>
-        </w:tc>
-        <w:tc>
-          <w:tcPr>
-            <w:tcW w:type="dxa" w:w="3324"/>
-          </w:tcPr>
-          <w:p>
-            <w:r>
-              <w:rPr>
-                <w:rFonts w:ascii="Times New Roman" w:hAnsi="Times New Roman" w:eastAsia="Times New Roman"/>
-                <w:b/>
-                <w:sz w:val="22"/>
-              </w:rPr>
-              <w:t>Документ</w:t>
-            </w:r>
-          </w:p>
-        </w:tc>
-        <w:tc>
-          <w:tcPr>
-            <w:tcW w:type="dxa" w:w="3324"/>
-          </w:tcPr>
-          <w:p>
-            <w:r>
-              <w:rPr>
-                <w:rFonts w:ascii="Times New Roman" w:hAnsi="Times New Roman" w:eastAsia="Times New Roman"/>
-                <w:b/>
-                <w:sz w:val="22"/>
-              </w:rPr>
-              <w:t>Пункты</w:t>
-            </w:r>
-          </w:p>
-        </w:tc>
-      </w:tr>
-      <w:tr>
-        <w:tc>
-          <w:tcPr>
-            <w:tcW w:type="dxa" w:w="3324"/>
-          </w:tcPr>
-          <w:p>
-            <w:r>
-              <w:rPr>
-                <w:rFonts w:ascii="Times New Roman" w:hAnsi="Times New Roman" w:eastAsia="Times New Roman"/>
-                <w:b w:val="0"/>
-                <w:sz w:val="22"/>
-              </w:rPr>
-              <w:t>Трассы, прокладка, расстояния</w:t>
-            </w:r>
-          </w:p>
-        </w:tc>
-        <w:tc>
-          <w:tcPr>
-            <w:tcW w:type="dxa" w:w="3324"/>
-          </w:tcPr>
-          <w:p>
-            <w:r>
-              <w:rPr>
-                <w:rFonts w:ascii="Times New Roman" w:hAnsi="Times New Roman" w:eastAsia="Times New Roman"/>
-                <w:b w:val="0"/>
-                <w:sz w:val="22"/>
-              </w:rPr>
-              <w:t>ПП РФ № 870</w:t>
-            </w:r>
-          </w:p>
-        </w:tc>
-        <w:tc>
-          <w:tcPr>
-            <w:tcW w:type="dxa" w:w="3324"/>
-          </w:tcPr>
-          <w:p>
-            <w:r>
-              <w:rPr>
-                <w:rFonts w:ascii="Times New Roman" w:hAnsi="Times New Roman" w:eastAsia="Times New Roman"/>
-                <w:b w:val="0"/>
-                <w:sz w:val="22"/>
-              </w:rPr>
-              <w:t>п. 26–34, 31</w:t>
-            </w:r>
-          </w:p>
-        </w:tc>
-      </w:tr>
-      <w:tr>
-        <w:tc>
-          <w:tcPr>
-            <w:tcW w:type="dxa" w:w="3324"/>
-          </w:tcPr>
-          <w:p>
-            <w:r>
-              <w:rPr>
-                <w:rFonts w:ascii="Times New Roman" w:hAnsi="Times New Roman" w:eastAsia="Times New Roman"/>
-                <w:b w:val="0"/>
-                <w:sz w:val="22"/>
-              </w:rPr>
-              <w:t>Материалы, расчёты, коррозия</w:t>
-            </w:r>
-          </w:p>
-        </w:tc>
-        <w:tc>
-          <w:tcPr>
-            <w:tcW w:type="dxa" w:w="3324"/>
-          </w:tcPr>
-          <w:p>
-            <w:r>
-              <w:rPr>
-                <w:rFonts w:ascii="Times New Roman" w:hAnsi="Times New Roman" w:eastAsia="Times New Roman"/>
-                <w:b w:val="0"/>
-                <w:sz w:val="22"/>
-              </w:rPr>
-              <w:t>ПП РФ № 870</w:t>
-            </w:r>
-          </w:p>
-        </w:tc>
-        <w:tc>
-          <w:tcPr>
-            <w:tcW w:type="dxa" w:w="3324"/>
-          </w:tcPr>
-          <w:p>
-            <w:r>
-              <w:rPr>
-                <w:rFonts w:ascii="Times New Roman" w:hAnsi="Times New Roman" w:eastAsia="Times New Roman"/>
-                <w:b w:val="0"/>
-                <w:sz w:val="22"/>
-              </w:rPr>
-              <w:t>п. 21–25, 27</w:t>
-            </w:r>
-          </w:p>
-        </w:tc>
-      </w:tr>
-      <w:tr>
-        <w:tc>
-          <w:tcPr>
-            <w:tcW w:type="dxa" w:w="3324"/>
-          </w:tcPr>
-          <w:p>
-            <w:r>
-              <w:rPr>
-                <w:rFonts w:ascii="Times New Roman" w:hAnsi="Times New Roman" w:eastAsia="Times New Roman"/>
-                <w:b w:val="0"/>
-                <w:sz w:val="22"/>
-              </w:rPr>
-              <w:t>ГРП / ГРПБ / пункты учёта</w:t>
-            </w:r>
-          </w:p>
-        </w:tc>
-        <w:tc>
-          <w:tcPr>
-            <w:tcW w:type="dxa" w:w="3324"/>
-          </w:tcPr>
-          <w:p>
-            <w:r>
-              <w:rPr>
-                <w:rFonts w:ascii="Times New Roman" w:hAnsi="Times New Roman" w:eastAsia="Times New Roman"/>
-                <w:b w:val="0"/>
-                <w:sz w:val="22"/>
-              </w:rPr>
-              <w:t>ПП РФ № 870</w:t>
-            </w:r>
-          </w:p>
-        </w:tc>
-        <w:tc>
-          <w:tcPr>
-            <w:tcW w:type="dxa" w:w="3324"/>
-          </w:tcPr>
-          <w:p>
-            <w:r>
-              <w:rPr>
-                <w:rFonts w:ascii="Times New Roman" w:hAnsi="Times New Roman" w:eastAsia="Times New Roman"/>
-                <w:b w:val="0"/>
-                <w:sz w:val="22"/>
-              </w:rPr>
-              <w:t>п. 35–41</w:t>
-            </w:r>
-          </w:p>
-        </w:tc>
-      </w:tr>
-      <w:tr>
-        <w:tc>
-          <w:tcPr>
-            <w:tcW w:type="dxa" w:w="3324"/>
-          </w:tcPr>
-          <w:p>
-            <w:r>
-              <w:rPr>
-                <w:rFonts w:ascii="Times New Roman" w:hAnsi="Times New Roman" w:eastAsia="Times New Roman"/>
-                <w:b w:val="0"/>
-                <w:sz w:val="22"/>
-              </w:rPr>
-              <w:t>ГРУ</w:t>
-            </w:r>
-          </w:p>
-        </w:tc>
-        <w:tc>
-          <w:tcPr>
-            <w:tcW w:type="dxa" w:w="3324"/>
-          </w:tcPr>
-          <w:p>
-            <w:r>
-              <w:rPr>
-                <w:rFonts w:ascii="Times New Roman" w:hAnsi="Times New Roman" w:eastAsia="Times New Roman"/>
-                <w:b w:val="0"/>
-                <w:sz w:val="22"/>
-              </w:rPr>
-              <w:t>ПП РФ № 870</w:t>
-            </w:r>
-          </w:p>
-        </w:tc>
-        <w:tc>
-          <w:tcPr>
-            <w:tcW w:type="dxa" w:w="3324"/>
-          </w:tcPr>
-          <w:p>
-            <w:r>
-              <w:rPr>
-                <w:rFonts w:ascii="Times New Roman" w:hAnsi="Times New Roman" w:eastAsia="Times New Roman"/>
-                <w:b w:val="0"/>
-                <w:sz w:val="22"/>
-              </w:rPr>
-              <w:t>п. 41–44</w:t>
-            </w:r>
-          </w:p>
-        </w:tc>
-      </w:tr>
-      <w:tr>
-        <w:tc>
-          <w:tcPr>
-            <w:tcW w:type="dxa" w:w="3324"/>
-          </w:tcPr>
-          <w:p>
-            <w:r>
-              <w:rPr>
-                <w:rFonts w:ascii="Times New Roman" w:hAnsi="Times New Roman" w:eastAsia="Times New Roman"/>
-                <w:b w:val="0"/>
-                <w:sz w:val="22"/>
-              </w:rPr>
-              <w:t>Внутренние газопроводы</w:t>
-            </w:r>
-          </w:p>
-        </w:tc>
-        <w:tc>
-          <w:tcPr>
-            <w:tcW w:type="dxa" w:w="3324"/>
-          </w:tcPr>
-          <w:p>
-            <w:r>
-              <w:rPr>
-                <w:rFonts w:ascii="Times New Roman" w:hAnsi="Times New Roman" w:eastAsia="Times New Roman"/>
-                <w:b w:val="0"/>
-                <w:sz w:val="22"/>
-              </w:rPr>
-              <w:t>ПП РФ № 870</w:t>
-            </w:r>
-          </w:p>
-        </w:tc>
-        <w:tc>
-          <w:tcPr>
-            <w:tcW w:type="dxa" w:w="3324"/>
-          </w:tcPr>
-          <w:p>
-            <w:r>
-              <w:rPr>
-                <w:rFonts w:ascii="Times New Roman" w:hAnsi="Times New Roman" w:eastAsia="Times New Roman"/>
-                <w:b w:val="0"/>
-                <w:sz w:val="22"/>
-              </w:rPr>
-              <w:t>п. 45–52</w:t>
-            </w:r>
-          </w:p>
-        </w:tc>
-      </w:tr>
-      <w:tr>
-        <w:tc>
-          <w:tcPr>
-            <w:tcW w:type="dxa" w:w="3324"/>
-          </w:tcPr>
-          <w:p>
-            <w:r>
-              <w:rPr>
-                <w:rFonts w:ascii="Times New Roman" w:hAnsi="Times New Roman" w:eastAsia="Times New Roman"/>
-                <w:b w:val="0"/>
-                <w:sz w:val="22"/>
-              </w:rPr>
-              <w:t>Вентиляция, КИП, загазованность</w:t>
-            </w:r>
-          </w:p>
-        </w:tc>
-        <w:tc>
-          <w:tcPr>
-            <w:tcW w:type="dxa" w:w="3324"/>
-          </w:tcPr>
-          <w:p>
-            <w:r>
-              <w:rPr>
-                <w:rFonts w:ascii="Times New Roman" w:hAnsi="Times New Roman" w:eastAsia="Times New Roman"/>
-                <w:b w:val="0"/>
-                <w:sz w:val="22"/>
-              </w:rPr>
-              <w:t>ПП РФ № 870; ФНП № 531</w:t>
-            </w:r>
-          </w:p>
-        </w:tc>
-        <w:tc>
-          <w:tcPr>
-            <w:tcW w:type="dxa" w:w="3324"/>
-          </w:tcPr>
-          <w:p>
-            <w:r>
-              <w:rPr>
-                <w:rFonts w:ascii="Times New Roman" w:hAnsi="Times New Roman" w:eastAsia="Times New Roman"/>
-                <w:b w:val="0"/>
-                <w:sz w:val="22"/>
-              </w:rPr>
-              <w:t>п. 35, 47, 53, 55; п. 16–17</w:t>
-            </w:r>
-          </w:p>
-        </w:tc>
-      </w:tr>
-      <w:tr>
-        <w:tc>
-          <w:tcPr>
-            <w:tcW w:type="dxa" w:w="3324"/>
-          </w:tcPr>
-          <w:p>
-            <w:r>
-              <w:rPr>
-                <w:rFonts w:ascii="Times New Roman" w:hAnsi="Times New Roman" w:eastAsia="Times New Roman"/>
-                <w:b w:val="0"/>
-                <w:sz w:val="22"/>
-              </w:rPr>
-              <w:t>Охранные зоны</w:t>
-            </w:r>
-          </w:p>
-        </w:tc>
-        <w:tc>
-          <w:tcPr>
-            <w:tcW w:type="dxa" w:w="3324"/>
-          </w:tcPr>
-          <w:p>
-            <w:r>
-              <w:rPr>
-                <w:rFonts w:ascii="Times New Roman" w:hAnsi="Times New Roman" w:eastAsia="Times New Roman"/>
-                <w:b w:val="0"/>
-                <w:sz w:val="22"/>
-              </w:rPr>
-              <w:t>ПП РФ № 878; ПП РФ № 870</w:t>
-            </w:r>
-          </w:p>
-        </w:tc>
-        <w:tc>
-          <w:tcPr>
-            <w:tcW w:type="dxa" w:w="3324"/>
-          </w:tcPr>
-          <w:p>
-            <w:r>
-              <w:rPr>
-                <w:rFonts w:ascii="Times New Roman" w:hAnsi="Times New Roman" w:eastAsia="Times New Roman"/>
-                <w:b w:val="0"/>
-                <w:sz w:val="22"/>
-              </w:rPr>
-              <w:t>п. 7; п. 18</w:t>
-            </w:r>
-          </w:p>
-        </w:tc>
-      </w:tr>
-      <w:tr>
-        <w:tc>
-          <w:tcPr>
-            <w:tcW w:type="dxa" w:w="3324"/>
-          </w:tcPr>
-          <w:p>
-            <w:r>
-              <w:rPr>
-                <w:rFonts w:ascii="Times New Roman" w:hAnsi="Times New Roman" w:eastAsia="Times New Roman"/>
-                <w:b w:val="0"/>
-                <w:sz w:val="22"/>
-              </w:rPr>
-              <w:t>Экспертиза проекта</w:t>
-            </w:r>
-          </w:p>
-        </w:tc>
-        <w:tc>
-          <w:tcPr>
-            <w:tcW w:type="dxa" w:w="3324"/>
-          </w:tcPr>
-          <w:p>
-            <w:r>
-              <w:rPr>
-                <w:rFonts w:ascii="Times New Roman" w:hAnsi="Times New Roman" w:eastAsia="Times New Roman"/>
-                <w:b w:val="0"/>
-                <w:sz w:val="22"/>
-              </w:rPr>
-              <w:t>ПП РФ № 870</w:t>
-            </w:r>
-          </w:p>
-        </w:tc>
-        <w:tc>
-          <w:tcPr>
-            <w:tcW w:type="dxa" w:w="3324"/>
-          </w:tcPr>
-          <w:p>
-            <w:r>
-              <w:rPr>
-                <w:rFonts w:ascii="Times New Roman" w:hAnsi="Times New Roman" w:eastAsia="Times New Roman"/>
-                <w:b w:val="0"/>
-                <w:sz w:val="22"/>
-              </w:rPr>
-              <w:t>п. 88, 90–91</w:t>
-            </w:r>
-          </w:p>
-        </w:tc>
-      </w:tr>
-      <w:tr>
-        <w:tc>
-          <w:tcPr>
-            <w:tcW w:type="dxa" w:w="3324"/>
-          </w:tcPr>
-          <w:p>
-            <w:r>
-              <w:rPr>
-                <w:rFonts w:ascii="Times New Roman" w:hAnsi="Times New Roman" w:eastAsia="Times New Roman"/>
-                <w:b w:val="0"/>
-                <w:sz w:val="22"/>
-              </w:rPr>
-              <w:t>Детализация прокладки</w:t>
-            </w:r>
-          </w:p>
-        </w:tc>
-        <w:tc>
-          <w:tcPr>
-            <w:tcW w:type="dxa" w:w="3324"/>
-          </w:tcPr>
-          <w:p>
-            <w:r>
-              <w:rPr>
-                <w:rFonts w:ascii="Times New Roman" w:hAnsi="Times New Roman" w:eastAsia="Times New Roman"/>
-                <w:b w:val="0"/>
-                <w:sz w:val="22"/>
-              </w:rPr>
-              <w:t>СП 42-101, 42-102, 42-103, 62.13330</w:t>
-            </w:r>
-          </w:p>
-        </w:tc>
-        <w:tc>
-          <w:tcPr>
-            <w:tcW w:type="dxa" w:w="3324"/>
-          </w:tcPr>
-          <w:p>
-            <w:r>
-              <w:rPr>
-                <w:rFonts w:ascii="Times New Roman" w:hAnsi="Times New Roman" w:eastAsia="Times New Roman"/>
-                <w:b w:val="0"/>
-                <w:sz w:val="22"/>
-              </w:rPr>
-              <w:t>—</w:t>
-            </w:r>
-          </w:p>
-        </w:tc>
-      </w:tr>
-    </w:tbl>
     <w:sectPr>
       <w:pgSz w:w="12240" w:h="15840"/>
       <w:pgMar w:top="1134" w:right="850" w:bottom="1134" w:left="1417" w:header="720" w:footer="720" w:gutter="0"/>
